--- a/MODULE2_COMPLETE_EXPLAINER.docx
+++ b/MODULE2_COMPLETE_EXPLAINER.docx
@@ -5483,6 +5483,596 @@
       </w:r>
     </w:p>
     <w:p>
+      <w:pPr>
+        <w:pStyle w:val="Heading2"/>
+      </w:pPr>
+      <w:r>
+        <w:rPr>
+          <w:color w:val="0B0B0B"/>
+        </w:rPr>
+        <w:t>11. Evaluation Results — Ablation Study Diagrams</w:t>
+      </w:r>
+    </w:p>
+    <w:p>
+      <w:r>
+        <w:t>The diagrams below are the actual evaluation-results evidence for Section 6 (does each NPCSelector factor genuinely matter, and does role-bonus magnitude track measured dominance). These are the ablation-study RESULT charts only — the weight-SENSITIVITY charts (each weight swept 0-4x the default; MODULE2_WEIGHT_SENSITIVITY_REPORT.md) are a separate study and are intentionally not included here. Full method for every chart below is in MODULE2_ABLATION_STUDY_REPORT.md (Sections 1-6 for GunshotHeard, Section 7 for RoomBreached/AllyDownSeen).</w:t>
+      </w:r>
+    </w:p>
+    <w:p>
+      <w:pPr>
+        <w:pStyle w:val="Heading3"/>
+      </w:pPr>
+      <w:r>
+        <w:rPr>
+          <w:color w:val="0B0B0B"/>
+        </w:rPr>
+        <w:t>11.1 GunshotHeard (favours Roamer, bonus 2.0) — the original study</w:t>
+      </w:r>
+    </w:p>
+    <w:p>
+      <w:pPr>
+        <w:jc w:val="center"/>
+      </w:pPr>
+      <w:r>
+        <w:drawing>
+          <wp:inline xmlns:a="http://schemas.openxmlformats.org/drawingml/2006/main" xmlns:pic="http://schemas.openxmlformats.org/drawingml/2006/picture">
+            <wp:extent cx="5486400" cy="2939143"/>
+            <wp:docPr id="1" name="Picture 1"/>
+            <wp:cNvGraphicFramePr>
+              <a:graphicFrameLocks noChangeAspect="1"/>
+            </wp:cNvGraphicFramePr>
+            <a:graphic>
+              <a:graphicData uri="http://schemas.openxmlformats.org/drawingml/2006/picture">
+                <pic:pic>
+                  <pic:nvPicPr>
+                    <pic:cNvPr id="0" name="fig_ablation_1_role_distribution.png"/>
+                    <pic:cNvPicPr/>
+                  </pic:nvPicPr>
+                  <pic:blipFill>
+                    <a:blip r:embed="rId9"/>
+                    <a:stretch>
+                      <a:fillRect/>
+                    </a:stretch>
+                  </pic:blipFill>
+                  <pic:spPr>
+                    <a:xfrm>
+                      <a:off x="0" y="0"/>
+                      <a:ext cx="5486400" cy="2939143"/>
+                    </a:xfrm>
+                    <a:prstGeom prst="rect"/>
+                  </pic:spPr>
+                </pic:pic>
+              </a:graphicData>
+            </a:graphic>
+          </wp:inline>
+        </w:drawing>
+      </w:r>
+    </w:p>
+    <w:p>
+      <w:pPr>
+        <w:jc w:val="center"/>
+      </w:pPr>
+      <w:r>
+        <w:rPr>
+          <w:i/>
+          <w:color w:val="898781"/>
+          <w:sz w:val="18"/>
+        </w:rPr>
+        <w:t>Figure 1. Which role gets picked, by ablation mode, for GunshotHeard events. Roamers win almost every event under Full/NoDistance/NoState/NoLOS; only removing Role itself changes the picture.</w:t>
+      </w:r>
+    </w:p>
+    <w:p/>
+    <w:p>
+      <w:pPr>
+        <w:jc w:val="center"/>
+      </w:pPr>
+      <w:r>
+        <w:drawing>
+          <wp:inline xmlns:a="http://schemas.openxmlformats.org/drawingml/2006/main" xmlns:pic="http://schemas.openxmlformats.org/drawingml/2006/picture">
+            <wp:extent cx="5486400" cy="2547257"/>
+            <wp:docPr id="2" name="Picture 2"/>
+            <wp:cNvGraphicFramePr>
+              <a:graphicFrameLocks noChangeAspect="1"/>
+            </wp:cNvGraphicFramePr>
+            <a:graphic>
+              <a:graphicData uri="http://schemas.openxmlformats.org/drawingml/2006/picture">
+                <pic:pic>
+                  <pic:nvPicPr>
+                    <pic:cNvPr id="0" name="fig_ablation_2_agreement_with_full.png"/>
+                    <pic:cNvPicPr/>
+                  </pic:nvPicPr>
+                  <pic:blipFill>
+                    <a:blip r:embed="rId10"/>
+                    <a:stretch>
+                      <a:fillRect/>
+                    </a:stretch>
+                  </pic:blipFill>
+                  <pic:spPr>
+                    <a:xfrm>
+                      <a:off x="0" y="0"/>
+                      <a:ext cx="5486400" cy="2547257"/>
+                    </a:xfrm>
+                    <a:prstGeom prst="rect"/>
+                  </pic:spPr>
+                </pic:pic>
+              </a:graphicData>
+            </a:graphic>
+          </wp:inline>
+        </w:drawing>
+      </w:r>
+    </w:p>
+    <w:p>
+      <w:pPr>
+        <w:jc w:val="center"/>
+      </w:pPr>
+      <w:r>
+        <w:rPr>
+          <w:i/>
+          <w:color w:val="898781"/>
+          <w:sz w:val="18"/>
+        </w:rPr>
+        <w:t>Figure 2. % of GunshotHeard events where each ablated mode picked the same NPC as the full formula — the headline ranking of how much each term matters: Role (22%) &gt; State (44%) &gt; LOS (80%) &gt; Distance (94%). Lower % = that term matters more.</w:t>
+      </w:r>
+    </w:p>
+    <w:p/>
+    <w:p>
+      <w:pPr>
+        <w:jc w:val="center"/>
+      </w:pPr>
+      <w:r>
+        <w:drawing>
+          <wp:inline xmlns:a="http://schemas.openxmlformats.org/drawingml/2006/main" xmlns:pic="http://schemas.openxmlformats.org/drawingml/2006/picture">
+            <wp:extent cx="5486400" cy="2547257"/>
+            <wp:docPr id="3" name="Picture 3"/>
+            <wp:cNvGraphicFramePr>
+              <a:graphicFrameLocks noChangeAspect="1"/>
+            </wp:cNvGraphicFramePr>
+            <a:graphic>
+              <a:graphicData uri="http://schemas.openxmlformats.org/drawingml/2006/picture">
+                <pic:pic>
+                  <pic:nvPicPr>
+                    <pic:cNvPr id="0" name="fig_ablation_3_mean_distance.png"/>
+                    <pic:cNvPicPr/>
+                  </pic:nvPicPr>
+                  <pic:blipFill>
+                    <a:blip r:embed="rId11"/>
+                    <a:stretch>
+                      <a:fillRect/>
+                    </a:stretch>
+                  </pic:blipFill>
+                  <pic:spPr>
+                    <a:xfrm>
+                      <a:off x="0" y="0"/>
+                      <a:ext cx="5486400" cy="2547257"/>
+                    </a:xfrm>
+                    <a:prstGeom prst="rect"/>
+                  </pic:spPr>
+                </pic:pic>
+              </a:graphicData>
+            </a:graphic>
+          </wp:inline>
+        </w:drawing>
+      </w:r>
+    </w:p>
+    <w:p>
+      <w:pPr>
+        <w:jc w:val="center"/>
+      </w:pPr>
+      <w:r>
+        <w:rPr>
+          <w:i/>
+          <w:color w:val="898781"/>
+          <w:sz w:val="18"/>
+        </w:rPr>
+        <w:t>Figure 3. Mean distance of the selected NPC, by mode. The only valid pairwise comparison is Full (11.4m) vs. NoDistance (12.3m) — removing distance sends a responder about 0.9m farther away on average.</w:t>
+      </w:r>
+    </w:p>
+    <w:p/>
+    <w:p>
+      <w:pPr>
+        <w:jc w:val="center"/>
+      </w:pPr>
+      <w:r>
+        <w:drawing>
+          <wp:inline xmlns:a="http://schemas.openxmlformats.org/drawingml/2006/main" xmlns:pic="http://schemas.openxmlformats.org/drawingml/2006/picture">
+            <wp:extent cx="5486400" cy="2547257"/>
+            <wp:docPr id="4" name="Picture 4"/>
+            <wp:cNvGraphicFramePr>
+              <a:graphicFrameLocks noChangeAspect="1"/>
+            </wp:cNvGraphicFramePr>
+            <a:graphic>
+              <a:graphicData uri="http://schemas.openxmlformats.org/drawingml/2006/picture">
+                <pic:pic>
+                  <pic:nvPicPr>
+                    <pic:cNvPr id="0" name="fig_ablation_4_mean_state_score.png"/>
+                    <pic:cNvPicPr/>
+                  </pic:nvPicPr>
+                  <pic:blipFill>
+                    <a:blip r:embed="rId12"/>
+                    <a:stretch>
+                      <a:fillRect/>
+                    </a:stretch>
+                  </pic:blipFill>
+                  <pic:spPr>
+                    <a:xfrm>
+                      <a:off x="0" y="0"/>
+                      <a:ext cx="5486400" cy="2547257"/>
+                    </a:xfrm>
+                    <a:prstGeom prst="rect"/>
+                  </pic:spPr>
+                </pic:pic>
+              </a:graphicData>
+            </a:graphic>
+          </wp:inline>
+        </w:drawing>
+      </w:r>
+    </w:p>
+    <w:p>
+      <w:pPr>
+        <w:jc w:val="center"/>
+      </w:pPr>
+      <w:r>
+        <w:rPr>
+          <w:i/>
+          <w:color w:val="898781"/>
+          <w:sz w:val="18"/>
+        </w:rPr>
+        <w:t>Figure 4. Mean state-readiness of the selected NPC. Full (0.71) vs NoState (0.40): removing the state term nearly halves the average readiness of who gets sent.</w:t>
+      </w:r>
+    </w:p>
+    <w:p/>
+    <w:p>
+      <w:pPr>
+        <w:jc w:val="center"/>
+      </w:pPr>
+      <w:r>
+        <w:drawing>
+          <wp:inline xmlns:a="http://schemas.openxmlformats.org/drawingml/2006/main" xmlns:pic="http://schemas.openxmlformats.org/drawingml/2006/picture">
+            <wp:extent cx="5486400" cy="2547257"/>
+            <wp:docPr id="5" name="Picture 5"/>
+            <wp:cNvGraphicFramePr>
+              <a:graphicFrameLocks noChangeAspect="1"/>
+            </wp:cNvGraphicFramePr>
+            <a:graphic>
+              <a:graphicData uri="http://schemas.openxmlformats.org/drawingml/2006/picture">
+                <pic:pic>
+                  <pic:nvPicPr>
+                    <pic:cNvPr id="0" name="fig_ablation_5_los_hit_rate.png"/>
+                    <pic:cNvPicPr/>
+                  </pic:nvPicPr>
+                  <pic:blipFill>
+                    <a:blip r:embed="rId13"/>
+                    <a:stretch>
+                      <a:fillRect/>
+                    </a:stretch>
+                  </pic:blipFill>
+                  <pic:spPr>
+                    <a:xfrm>
+                      <a:off x="0" y="0"/>
+                      <a:ext cx="5486400" cy="2547257"/>
+                    </a:xfrm>
+                    <a:prstGeom prst="rect"/>
+                  </pic:spPr>
+                </pic:pic>
+              </a:graphicData>
+            </a:graphic>
+          </wp:inline>
+        </w:drawing>
+      </w:r>
+    </w:p>
+    <w:p>
+      <w:pPr>
+        <w:jc w:val="center"/>
+      </w:pPr>
+      <w:r>
+        <w:rPr>
+          <w:i/>
+          <w:color w:val="898781"/>
+          <w:sz w:val="18"/>
+        </w:rPr>
+        <w:t>Figure 5. % of selections with clear line-of-sight to the event. Full (88%) vs NoLOS (68%): without the perception term, the selector sends a "blind" responder almost 3x more often.</w:t>
+      </w:r>
+    </w:p>
+    <w:p/>
+    <w:p>
+      <w:pPr>
+        <w:pStyle w:val="Heading3"/>
+      </w:pPr>
+      <w:r>
+        <w:rPr>
+          <w:color w:val="0B0B0B"/>
+        </w:rPr>
+        <w:t>11.2 RoomBreached (favours Guard, bonus 3.0)</w:t>
+      </w:r>
+    </w:p>
+    <w:p>
+      <w:pPr>
+        <w:jc w:val="center"/>
+      </w:pPr>
+      <w:r>
+        <w:drawing>
+          <wp:inline xmlns:a="http://schemas.openxmlformats.org/drawingml/2006/main" xmlns:pic="http://schemas.openxmlformats.org/drawingml/2006/picture">
+            <wp:extent cx="5486400" cy="2939143"/>
+            <wp:docPr id="6" name="Picture 6"/>
+            <wp:cNvGraphicFramePr>
+              <a:graphicFrameLocks noChangeAspect="1"/>
+            </wp:cNvGraphicFramePr>
+            <a:graphic>
+              <a:graphicData uri="http://schemas.openxmlformats.org/drawingml/2006/picture">
+                <pic:pic>
+                  <pic:nvPicPr>
+                    <pic:cNvPr id="0" name="fig_ablation_roombreached_1_role_distribution.png"/>
+                    <pic:cNvPicPr/>
+                  </pic:nvPicPr>
+                  <pic:blipFill>
+                    <a:blip r:embed="rId14"/>
+                    <a:stretch>
+                      <a:fillRect/>
+                    </a:stretch>
+                  </pic:blipFill>
+                  <pic:spPr>
+                    <a:xfrm>
+                      <a:off x="0" y="0"/>
+                      <a:ext cx="5486400" cy="2939143"/>
+                    </a:xfrm>
+                    <a:prstGeom prst="rect"/>
+                  </pic:spPr>
+                </pic:pic>
+              </a:graphicData>
+            </a:graphic>
+          </wp:inline>
+        </w:drawing>
+      </w:r>
+    </w:p>
+    <w:p>
+      <w:pPr>
+        <w:jc w:val="center"/>
+      </w:pPr>
+      <w:r>
+        <w:rPr>
+          <w:i/>
+          <w:color w:val="898781"/>
+          <w:sz w:val="18"/>
+        </w:rPr>
+        <w:t>Figure 5a. Who gets picked for RoomBreached (favours Guard). Guard wins 49/50 events under Full — the same dominance pattern the original study found for Roamer under GunshotHeard, now confirmed for a second role-bonus entry.</w:t>
+      </w:r>
+    </w:p>
+    <w:p/>
+    <w:p>
+      <w:pPr>
+        <w:jc w:val="center"/>
+      </w:pPr>
+      <w:r>
+        <w:drawing>
+          <wp:inline xmlns:a="http://schemas.openxmlformats.org/drawingml/2006/main" xmlns:pic="http://schemas.openxmlformats.org/drawingml/2006/picture">
+            <wp:extent cx="5486400" cy="2547257"/>
+            <wp:docPr id="7" name="Picture 7"/>
+            <wp:cNvGraphicFramePr>
+              <a:graphicFrameLocks noChangeAspect="1"/>
+            </wp:cNvGraphicFramePr>
+            <a:graphic>
+              <a:graphicData uri="http://schemas.openxmlformats.org/drawingml/2006/picture">
+                <pic:pic>
+                  <pic:nvPicPr>
+                    <pic:cNvPr id="0" name="fig_ablation_roombreached_2_agreement.png"/>
+                    <pic:cNvPicPr/>
+                  </pic:nvPicPr>
+                  <pic:blipFill>
+                    <a:blip r:embed="rId15"/>
+                    <a:stretch>
+                      <a:fillRect/>
+                    </a:stretch>
+                  </pic:blipFill>
+                  <pic:spPr>
+                    <a:xfrm>
+                      <a:off x="0" y="0"/>
+                      <a:ext cx="5486400" cy="2547257"/>
+                    </a:xfrm>
+                    <a:prstGeom prst="rect"/>
+                  </pic:spPr>
+                </pic:pic>
+              </a:graphicData>
+            </a:graphic>
+          </wp:inline>
+        </w:drawing>
+      </w:r>
+    </w:p>
+    <w:p>
+      <w:pPr>
+        <w:jc w:val="center"/>
+      </w:pPr>
+      <w:r>
+        <w:rPr>
+          <w:i/>
+          <w:color w:val="898781"/>
+          <w:sz w:val="18"/>
+        </w:rPr>
+        <w:t>Selection agreement vs. Full — RoomBreached. NoRole drops agreement to 42%, the largest swing of the three event types, consistent with Guard carrying the largest bonus (3.0) of the three role entries.</w:t>
+      </w:r>
+    </w:p>
+    <w:p/>
+    <w:p>
+      <w:pPr>
+        <w:pStyle w:val="Heading3"/>
+      </w:pPr>
+      <w:r>
+        <w:rPr>
+          <w:color w:val="0B0B0B"/>
+        </w:rPr>
+        <w:t>11.3 AllyDownSeen (favours Leader, bonus 1.5)</w:t>
+      </w:r>
+    </w:p>
+    <w:p>
+      <w:pPr>
+        <w:jc w:val="center"/>
+      </w:pPr>
+      <w:r>
+        <w:drawing>
+          <wp:inline xmlns:a="http://schemas.openxmlformats.org/drawingml/2006/main" xmlns:pic="http://schemas.openxmlformats.org/drawingml/2006/picture">
+            <wp:extent cx="5486400" cy="2939143"/>
+            <wp:docPr id="8" name="Picture 8"/>
+            <wp:cNvGraphicFramePr>
+              <a:graphicFrameLocks noChangeAspect="1"/>
+            </wp:cNvGraphicFramePr>
+            <a:graphic>
+              <a:graphicData uri="http://schemas.openxmlformats.org/drawingml/2006/picture">
+                <pic:pic>
+                  <pic:nvPicPr>
+                    <pic:cNvPr id="0" name="fig_ablation_allydownseen_1_role_distribution.png"/>
+                    <pic:cNvPicPr/>
+                  </pic:nvPicPr>
+                  <pic:blipFill>
+                    <a:blip r:embed="rId16"/>
+                    <a:stretch>
+                      <a:fillRect/>
+                    </a:stretch>
+                  </pic:blipFill>
+                  <pic:spPr>
+                    <a:xfrm>
+                      <a:off x="0" y="0"/>
+                      <a:ext cx="5486400" cy="2939143"/>
+                    </a:xfrm>
+                    <a:prstGeom prst="rect"/>
+                  </pic:spPr>
+                </pic:pic>
+              </a:graphicData>
+            </a:graphic>
+          </wp:inline>
+        </w:drawing>
+      </w:r>
+    </w:p>
+    <w:p>
+      <w:pPr>
+        <w:jc w:val="center"/>
+      </w:pPr>
+      <w:r>
+        <w:rPr>
+          <w:i/>
+          <w:color w:val="898781"/>
+          <w:sz w:val="18"/>
+        </w:rPr>
+        <w:t>Figure 5b. Who gets picked for AllyDownSeen (favours Leader). Leader wins 46/50 events under Full.</w:t>
+      </w:r>
+    </w:p>
+    <w:p/>
+    <w:p>
+      <w:pPr>
+        <w:jc w:val="center"/>
+      </w:pPr>
+      <w:r>
+        <w:drawing>
+          <wp:inline xmlns:a="http://schemas.openxmlformats.org/drawingml/2006/main" xmlns:pic="http://schemas.openxmlformats.org/drawingml/2006/picture">
+            <wp:extent cx="5486400" cy="2547257"/>
+            <wp:docPr id="9" name="Picture 9"/>
+            <wp:cNvGraphicFramePr>
+              <a:graphicFrameLocks noChangeAspect="1"/>
+            </wp:cNvGraphicFramePr>
+            <a:graphic>
+              <a:graphicData uri="http://schemas.openxmlformats.org/drawingml/2006/picture">
+                <pic:pic>
+                  <pic:nvPicPr>
+                    <pic:cNvPr id="0" name="fig_ablation_allydownseen_2_agreement.png"/>
+                    <pic:cNvPicPr/>
+                  </pic:nvPicPr>
+                  <pic:blipFill>
+                    <a:blip r:embed="rId17"/>
+                    <a:stretch>
+                      <a:fillRect/>
+                    </a:stretch>
+                  </pic:blipFill>
+                  <pic:spPr>
+                    <a:xfrm>
+                      <a:off x="0" y="0"/>
+                      <a:ext cx="5486400" cy="2547257"/>
+                    </a:xfrm>
+                    <a:prstGeom prst="rect"/>
+                  </pic:spPr>
+                </pic:pic>
+              </a:graphicData>
+            </a:graphic>
+          </wp:inline>
+        </w:drawing>
+      </w:r>
+    </w:p>
+    <w:p>
+      <w:pPr>
+        <w:jc w:val="center"/>
+      </w:pPr>
+      <w:r>
+        <w:rPr>
+          <w:i/>
+          <w:color w:val="898781"/>
+          <w:sz w:val="18"/>
+        </w:rPr>
+        <w:t>Selection agreement vs. Full — AllyDownSeen. NoRole drops agreement only to 50%, the smallest swing of the three event types, consistent with Leader carrying the smallest bonus (1.5) of the three role entries.</w:t>
+      </w:r>
+    </w:p>
+    <w:p/>
+    <w:p>
+      <w:pPr>
+        <w:pStyle w:val="Heading3"/>
+      </w:pPr>
+      <w:r>
+        <w:rPr>
+          <w:color w:val="0B0B0B"/>
+        </w:rPr>
+        <w:t>11.4 Does bonus magnitude track measured dominance?</w:t>
+      </w:r>
+    </w:p>
+    <w:p>
+      <w:pPr>
+        <w:jc w:val="center"/>
+      </w:pPr>
+      <w:r>
+        <w:drawing>
+          <wp:inline xmlns:a="http://schemas.openxmlformats.org/drawingml/2006/main" xmlns:pic="http://schemas.openxmlformats.org/drawingml/2006/picture">
+            <wp:extent cx="5486400" cy="3135086"/>
+            <wp:docPr id="10" name="Picture 10"/>
+            <wp:cNvGraphicFramePr>
+              <a:graphicFrameLocks noChangeAspect="1"/>
+            </wp:cNvGraphicFramePr>
+            <a:graphic>
+              <a:graphicData uri="http://schemas.openxmlformats.org/drawingml/2006/picture">
+                <pic:pic>
+                  <pic:nvPicPr>
+                    <pic:cNvPr id="0" name="fig_ablation_6_bonus_vs_dominance.png"/>
+                    <pic:cNvPicPr/>
+                  </pic:nvPicPr>
+                  <pic:blipFill>
+                    <a:blip r:embed="rId18"/>
+                    <a:stretch>
+                      <a:fillRect/>
+                    </a:stretch>
+                  </pic:blipFill>
+                  <pic:spPr>
+                    <a:xfrm>
+                      <a:off x="0" y="0"/>
+                      <a:ext cx="5486400" cy="3135086"/>
+                    </a:xfrm>
+                    <a:prstGeom prst="rect"/>
+                  </pic:spPr>
+                </pic:pic>
+              </a:graphicData>
+            </a:graphic>
+          </wp:inline>
+        </w:drawing>
+      </w:r>
+    </w:p>
+    <w:p>
+      <w:pPr>
+        <w:jc w:val="center"/>
+      </w:pPr>
+      <w:r>
+        <w:rPr>
+          <w:i/>
+          <w:color w:val="898781"/>
+          <w:sz w:val="18"/>
+        </w:rPr>
+        <w:t>For each event type, the % of Full-mode events won by that event's favoured role, plotted against that role's bonus value. The relationship is monotonic — Guard (3.0) 98%, Roamer (2.0) 96%, Leader (1.5) 92% — real evidence the RELATIVE ordering of the three bonus magnitudes produces the intended relative behaviour (Section 6.5), even though the absolute values are still not literature-derived (Section 6.6).</w:t>
+      </w:r>
+    </w:p>
+    <w:p/>
+    <w:p>
       <w:r>
         <w:rPr>
           <w:color w:val="898781"/>
@@ -5492,7 +6082,7 @@
     </w:p>
     <w:p>
       <w:r>
-        <w:t>This document intentionally excludes the ablation-chart-generation work (the live Unity-MCP run extending the ablation study to RoomBreached and AllyDownSeen events, and the resulting figures) — that material is documented separately in MODULE2_ABLATION_STUDY_REPORT.md (Section 7) and MODULE2_EVALUATION_BRIEFING.</w:t>
+        <w:t>This document intentionally excludes the ablation-chart-GENERATION process (the live Unity-MCP run extending the ablation study to RoomBreached and AllyDownSeen events, and how each figure above was produced) — that method and full commentary is documented separately in MODULE2_ABLATION_STUDY_REPORT.md (Section 7) and MODULE2_EVALUATION_BRIEFING. Section 11 above reproduces the RESULT diagrams themselves for a single self-contained reference.</w:t>
       </w:r>
     </w:p>
     <w:sectPr>
